--- a/Software/Keg_Monitor/Keg Monitor Program.docx
+++ b/Software/Keg_Monitor/Keg Monitor Program.docx
@@ -24,7 +24,13 @@
         <w:t xml:space="preserve">of beer </w:t>
       </w:r>
       <w:r>
-        <w:t>are available and provides a display with all your beer information</w:t>
+        <w:t xml:space="preserve">are available and provides a display with all </w:t>
+      </w:r>
+      <w:r>
+        <w:t>the b</w:t>
+      </w:r>
+      <w:r>
+        <w:t>eer information</w:t>
       </w:r>
       <w:r>
         <w:t xml:space="preserve"> you need</w:t>
@@ -35,6 +41,23 @@
     </w:p>
     <w:p>
       <w:r>
+        <w:t xml:space="preserve">The program runs on the </w:t>
+      </w:r>
+      <w:r>
+        <w:t>FREENOVE ESP32-WROOM development board</w:t>
+      </w:r>
+      <w:r>
+        <w:t xml:space="preserve"> (Keg_Monitor</w:t>
+      </w:r>
+      <w:r>
+        <w:t xml:space="preserve">_RevX.X.ino).  </w:t>
+      </w:r>
+      <w:r>
+        <w:t>Arduino compile information is included on the first line of the file.</w:t>
+      </w:r>
+    </w:p>
+    <w:p>
+      <w:r>
         <w:t xml:space="preserve">The program also interfaces to a Wi-Fi board </w:t>
       </w:r>
       <w:r>
@@ -90,7 +113,7 @@
           <w:noProof/>
         </w:rPr>
         <w:drawing>
-          <wp:inline distT="0" distB="0" distL="0" distR="0" wp14:anchorId="0610DA29" wp14:editId="7BDDB815">
+          <wp:inline distT="0" distB="0" distL="0" distR="0" wp14:anchorId="0610DA29" wp14:editId="0F21B3F0">
             <wp:extent cx="5943600" cy="3744595"/>
             <wp:effectExtent l="0" t="0" r="0" b="8255"/>
             <wp:docPr id="470544109" name="Picture 3" descr="A screen with text and numbers&#10;&#10;Description automatically generated">
@@ -161,11 +184,11 @@
     </w:p>
     <w:p>
       <w:r>
-        <w:t xml:space="preserve">The third line is the titles for the columns.  The first column is the Tap number, the second column is the number of glasses remaining, the third column is the name and style of the beer, the fourth column is the percentage of alcohol, and the last column is the number of days the </w:t>
+        <w:t xml:space="preserve">The third line is the titles for the columns.  The first column is the Tap number, the second column is the number of glasses remaining, the third column is the name and style of the beer, </w:t>
       </w:r>
       <w:r>
         <w:lastRenderedPageBreak/>
-        <w:t>keg has been in freezer.  The Glasses column changes colors depending on how many are left.  Less than 30 is yellow and less than 10 is red.</w:t>
+        <w:t>the fourth column is the percentage of alcohol, and the last column is the number of days the keg has been in freezer.  The Glasses column changes colors depending on how many are left.  Less than 30 is yellow and less than 10 is red.</w:t>
       </w:r>
     </w:p>
     <w:p>
@@ -306,7 +329,7 @@
         </w:rPr>
         <w:lastRenderedPageBreak/>
         <w:drawing>
-          <wp:inline distT="0" distB="0" distL="0" distR="0" wp14:anchorId="4A7DD1DF" wp14:editId="6841EEDB">
+          <wp:inline distT="0" distB="0" distL="0" distR="0" wp14:anchorId="4A7DD1DF" wp14:editId="1B00BBDB">
             <wp:extent cx="5943600" cy="4073525"/>
             <wp:effectExtent l="0" t="0" r="0" b="3175"/>
             <wp:docPr id="601737756" name="Picture 5" descr="A computer screen with white text&#10;&#10;Description automatically generated">
@@ -553,9 +576,8 @@
           <w14:ligatures w14:val="none"/>
         </w:rPr>
         <w:lastRenderedPageBreak/>
-        <w:t xml:space="preserve">The “Temp </w:t>
-      </w:r>
-      <w:proofErr w:type="spellStart"/>
+        <w:t xml:space="preserve">The “Temp i Bias” line is to input the bias on </w:t>
+      </w:r>
       <w:r>
         <w:rPr>
           <w:rFonts w:ascii="Times New Roman" w:eastAsia="Times New Roman" w:hAnsi="Times New Roman" w:cs="Times New Roman"/>
@@ -564,9 +586,8 @@
           <w:szCs w:val="24"/>
           <w14:ligatures w14:val="none"/>
         </w:rPr>
-        <w:t>i</w:t>
-      </w:r>
-      <w:proofErr w:type="spellEnd"/>
+        <w:t xml:space="preserve">the </w:t>
+      </w:r>
       <w:r>
         <w:rPr>
           <w:rFonts w:ascii="Times New Roman" w:eastAsia="Times New Roman" w:hAnsi="Times New Roman" w:cs="Times New Roman"/>
@@ -575,9 +596,12 @@
           <w:szCs w:val="24"/>
           <w14:ligatures w14:val="none"/>
         </w:rPr>
-        <w:t xml:space="preserve"> Bias” line is to input the bias on </w:t>
-      </w:r>
-      <w:r>
+        <w:t>temperature sensors.  The line shows the current bias value.</w:t>
+      </w:r>
+    </w:p>
+    <w:p>
+      <w:pPr>
+        <w:spacing w:before="100" w:beforeAutospacing="1" w:after="100" w:afterAutospacing="1" w:line="240" w:lineRule="auto"/>
         <w:rPr>
           <w:rFonts w:ascii="Times New Roman" w:eastAsia="Times New Roman" w:hAnsi="Times New Roman" w:cs="Times New Roman"/>
           <w:kern w:val="0"/>
@@ -585,8 +609,7 @@
           <w:szCs w:val="24"/>
           <w14:ligatures w14:val="none"/>
         </w:rPr>
-        <w:t xml:space="preserve">the </w:t>
-      </w:r>
+      </w:pPr>
       <w:r>
         <w:rPr>
           <w:rFonts w:ascii="Times New Roman" w:eastAsia="Times New Roman" w:hAnsi="Times New Roman" w:cs="Times New Roman"/>
@@ -595,12 +618,9 @@
           <w:szCs w:val="24"/>
           <w14:ligatures w14:val="none"/>
         </w:rPr>
-        <w:t>temperature sensors.  The line shows the current bias value.</w:t>
-      </w:r>
-    </w:p>
-    <w:p>
-      <w:pPr>
-        <w:spacing w:before="100" w:beforeAutospacing="1" w:after="100" w:afterAutospacing="1" w:line="240" w:lineRule="auto"/>
+        <w:t xml:space="preserve">The Goal is the temperature you want your freezer to be.  The DHT sensors can have a bias.  I have had some sensors that had a bias up to </w:t>
+      </w:r>
+      <w:r>
         <w:rPr>
           <w:rFonts w:ascii="Times New Roman" w:eastAsia="Times New Roman" w:hAnsi="Times New Roman" w:cs="Times New Roman"/>
           <w:kern w:val="0"/>
@@ -608,7 +628,8 @@
           <w:szCs w:val="24"/>
           <w14:ligatures w14:val="none"/>
         </w:rPr>
-      </w:pPr>
+        <w:t>2</w:t>
+      </w:r>
       <w:r>
         <w:rPr>
           <w:rFonts w:ascii="Times New Roman" w:eastAsia="Times New Roman" w:hAnsi="Times New Roman" w:cs="Times New Roman"/>
@@ -617,7 +638,7 @@
           <w:szCs w:val="24"/>
           <w14:ligatures w14:val="none"/>
         </w:rPr>
-        <w:t xml:space="preserve">The Goal is the temperature you want your freezer to be.  The DHT sensors can have a bias.  I have had some sensors that had a bias up to </w:t>
+        <w:t xml:space="preserve"> degrees.  Before you set the goal too low make sure the bias and temperature are correct.  Freezing beer is BAD!  I found that 36 degrees is </w:t>
       </w:r>
       <w:r>
         <w:rPr>
@@ -627,7 +648,7 @@
           <w:szCs w:val="24"/>
           <w14:ligatures w14:val="none"/>
         </w:rPr>
-        <w:t>2</w:t>
+        <w:t>safe,</w:t>
       </w:r>
       <w:r>
         <w:rPr>
@@ -637,7 +658,7 @@
           <w:szCs w:val="24"/>
           <w14:ligatures w14:val="none"/>
         </w:rPr>
-        <w:t xml:space="preserve"> degrees.  Before you set the goal too low make sure the bias and temperature are correct.  Freezing beer is BAD!  I found that 36 degrees is </w:t>
+        <w:t xml:space="preserve"> and the beer still tastes </w:t>
       </w:r>
       <w:r>
         <w:rPr>
@@ -647,7 +668,7 @@
           <w:szCs w:val="24"/>
           <w14:ligatures w14:val="none"/>
         </w:rPr>
-        <w:t>safe,</w:t>
+        <w:t xml:space="preserve">nice and </w:t>
       </w:r>
       <w:r>
         <w:rPr>
@@ -657,7 +678,7 @@
           <w:szCs w:val="24"/>
           <w14:ligatures w14:val="none"/>
         </w:rPr>
-        <w:t xml:space="preserve"> and the beer still tastes cold.  Refrigerators are normally 40 degrees.</w:t>
+        <w:t>cold.  Refrigerators are normally 40 degrees.</w:t>
       </w:r>
     </w:p>
     <w:p>
@@ -673,6 +694,12 @@
         </w:rPr>
         <w:t>Software</w:t>
       </w:r>
+      <w:r>
+        <w:rPr>
+          <w:rFonts w:eastAsia="Times New Roman"/>
+        </w:rPr>
+        <w:t xml:space="preserve"> Files</w:t>
+      </w:r>
     </w:p>
     <w:p>
       <w:r>
@@ -684,7 +711,560 @@
       <w:r>
         <w:t>The files contain functionally similar functions.</w:t>
       </w:r>
-    </w:p>
+      <w:r>
+        <w:t xml:space="preserve"> </w:t>
+      </w:r>
+    </w:p>
+    <w:p>
+      <w:pPr>
+        <w:pStyle w:val="Heading3"/>
+      </w:pPr>
+      <w:r>
+        <w:t>“Constants.h”</w:t>
+      </w:r>
+    </w:p>
+    <w:p>
+      <w:r>
+        <w:t>This file</w:t>
+      </w:r>
+      <w:r>
+        <w:t xml:space="preserve"> contains</w:t>
+      </w:r>
+      <w:r>
+        <w:t xml:space="preserve"> the temperature sensor configuration information, </w:t>
+      </w:r>
+      <w:r>
+        <w:t xml:space="preserve">GPIO pin assignments, </w:t>
+      </w:r>
+      <w:r>
+        <w:t xml:space="preserve">color </w:t>
+      </w:r>
+      <w:r>
+        <w:t xml:space="preserve">constants, </w:t>
+      </w:r>
+      <w:r>
+        <w:t xml:space="preserve">alarm numbers </w:t>
+      </w:r>
+      <w:r>
+        <w:t>and</w:t>
+      </w:r>
+      <w:r>
+        <w:t xml:space="preserve"> other global constants.</w:t>
+      </w:r>
+      <w:r>
+        <w:t xml:space="preserve">  </w:t>
+      </w:r>
+      <w:r>
+        <w:t xml:space="preserve">I made this a separate file to reduce clutter in the main program.  </w:t>
+      </w:r>
+      <w:r>
+        <w:t xml:space="preserve">I think the comments in the file are </w:t>
+      </w:r>
+      <w:r>
+        <w:t>self-explanatory</w:t>
+      </w:r>
+      <w:r>
+        <w:t xml:space="preserve">.  </w:t>
+      </w:r>
+      <w:r>
+        <w:t>In my final</w:t>
+      </w:r>
+      <w:r>
+        <w:t xml:space="preserve"> configuration</w:t>
+      </w:r>
+      <w:r>
+        <w:t>, I did not have any pins left</w:t>
+      </w:r>
+      <w:r>
+        <w:t>, so if you make changes to the sensor configuration</w:t>
+      </w:r>
+      <w:r>
+        <w:t xml:space="preserve"> you have to change some of the pin assignments.</w:t>
+      </w:r>
+    </w:p>
+    <w:p>
+      <w:r>
+        <w:t>If you have less than 5 taps, you can change the numscales variable to the number of taps you have.</w:t>
+      </w:r>
+      <w:r>
+        <w:t xml:space="preserve">  </w:t>
+      </w:r>
+      <w:r>
+        <w:t>If you have less than 4 taps you may want to modi</w:t>
+      </w:r>
+      <w:r>
+        <w:t>fy the display.</w:t>
+      </w:r>
+    </w:p>
+    <w:p>
+      <w:r>
+        <w:t>The 64 colo</w:t>
+      </w:r>
+      <w:r>
+        <w:t>rs are also defined in this file.  The color names are based upon the RGB values for the color.  I had to modify some of the names because they were too long or con</w:t>
+      </w:r>
+      <w:r>
+        <w:t xml:space="preserve">flicted with other constants. </w:t>
+      </w:r>
+    </w:p>
+    <w:p>
+      <w:pPr>
+        <w:pStyle w:val="Heading2"/>
+      </w:pPr>
+      <w:r>
+        <w:t>Keg Monitor</w:t>
+      </w:r>
+    </w:p>
+    <w:p>
+      <w:r>
+        <w:t>The Keg Monit</w:t>
+      </w:r>
+      <w:r>
+        <w:t xml:space="preserve">or file is the main module.  It </w:t>
+      </w:r>
+      <w:r>
+        <w:t>has t</w:t>
+      </w:r>
+      <w:r>
+        <w:t xml:space="preserve">he libraries </w:t>
+      </w:r>
+      <w:r>
+        <w:t>used with an explanation for each one.</w:t>
+      </w:r>
+      <w:r>
+        <w:t xml:space="preserve">  </w:t>
+      </w:r>
+      <w:r>
+        <w:t>There are two li</w:t>
+      </w:r>
+      <w:r>
+        <w:t xml:space="preserve">braries that I wrote myself included.  </w:t>
+      </w:r>
+      <w:r>
+        <w:t>&lt;HX711_Single_Clk.h&gt;</w:t>
+      </w:r>
+      <w:r>
+        <w:t xml:space="preserve"> and </w:t>
+      </w:r>
+      <w:r>
+        <w:t>&lt;DHTSimple.h&gt;</w:t>
+      </w:r>
+      <w:r>
+        <w:t xml:space="preserve">.  These libraries are available on my GitHub site.  </w:t>
+      </w:r>
+      <w:r>
+        <w:t>&lt;HX711_Single_Clk.h&gt;</w:t>
+      </w:r>
+      <w:r>
+        <w:t xml:space="preserve"> library drives all the scales on a single clock reducing number of pins.  </w:t>
+      </w:r>
+      <w:r>
+        <w:t>&lt;DHTSimple.h&gt;</w:t>
+      </w:r>
+      <w:r>
+        <w:t xml:space="preserve"> is a </w:t>
+      </w:r>
+      <w:r>
+        <w:t>non-blocking</w:t>
+      </w:r>
+      <w:r>
+        <w:t xml:space="preserve"> DHT sensor</w:t>
+      </w:r>
+      <w:r>
+        <w:t xml:space="preserve"> reading library.  </w:t>
+      </w:r>
+      <w:r>
+        <w:t>Most libraries block interrupts when reading the DHT sensor which causes the display to flicker each time the sensor is read.</w:t>
+      </w:r>
+    </w:p>
+    <w:p>
+      <w:r>
+        <w:t>The main loop checks for input in Serial 0 (</w:t>
+      </w:r>
+      <w:r>
+        <w:t xml:space="preserve">Serial Monitor interface), Serial 2 the interface to the </w:t>
+      </w:r>
+      <w:r>
+        <w:t>Wi-Fi</w:t>
+      </w:r>
+      <w:r>
+        <w:t xml:space="preserve"> </w:t>
+      </w:r>
+      <w:r>
+        <w:t xml:space="preserve">board, the </w:t>
+      </w:r>
+      <w:r>
+        <w:t>keyboard,</w:t>
+      </w:r>
+      <w:r>
+        <w:t xml:space="preserve"> and tasks.</w:t>
+      </w:r>
+      <w:r>
+        <w:t xml:space="preserve">  You can type in commands on the Serial 0 interface.  </w:t>
+      </w:r>
+      <w:r>
+        <w:t xml:space="preserve">The tasks run every </w:t>
+      </w:r>
+      <w:r>
+        <w:t xml:space="preserve">3 seconds, </w:t>
+      </w:r>
+      <w:r>
+        <w:t xml:space="preserve">10 </w:t>
+      </w:r>
+      <w:r>
+        <w:t>seconds,</w:t>
+      </w:r>
+      <w:r>
+        <w:t xml:space="preserve"> </w:t>
+      </w:r>
+      <w:r>
+        <w:t>and every minute.</w:t>
+      </w:r>
+      <w:r>
+        <w:t xml:space="preserve">  The </w:t>
+      </w:r>
+      <w:r>
+        <w:t>3 second task only runs when calibrating a keg</w:t>
+      </w:r>
+      <w:r>
+        <w:t xml:space="preserve">.  The 10 second task is for reading the freezer temperature and reading the scale values.  </w:t>
+      </w:r>
+      <w:r>
+        <w:t xml:space="preserve">The </w:t>
+      </w:r>
+      <w:r>
+        <w:t>1-minute</w:t>
+      </w:r>
+      <w:r>
+        <w:t xml:space="preserve"> tasks are </w:t>
+      </w:r>
+      <w:r>
+        <w:t xml:space="preserve">for </w:t>
+      </w:r>
+      <w:r>
+        <w:t>display update</w:t>
+      </w:r>
+      <w:r>
+        <w:t xml:space="preserve"> and sending data </w:t>
+      </w:r>
+      <w:r>
+        <w:t>to the Wi-Fi board.</w:t>
+      </w:r>
+    </w:p>
+    <w:p>
+      <w:pPr>
+        <w:pStyle w:val="Heading3"/>
+      </w:pPr>
+      <w:r>
+        <w:t>Files</w:t>
+      </w:r>
+    </w:p>
+    <w:p>
+      <w:r>
+        <w:t xml:space="preserve">The files folder reads and writes the configuration information in a file name </w:t>
+      </w:r>
+      <w:r>
+        <w:t xml:space="preserve">config.txt.  This file is in the </w:t>
+      </w:r>
+      <w:r>
+        <w:t>“</w:t>
+      </w:r>
+      <w:r>
+        <w:t>data</w:t>
+      </w:r>
+      <w:r>
+        <w:t>”</w:t>
+      </w:r>
+      <w:r>
+        <w:t xml:space="preserve"> folder per the Arduino standard.  </w:t>
+      </w:r>
+      <w:r>
+        <w:t xml:space="preserve">The configuration file must be uploaded to the </w:t>
+      </w:r>
+      <w:r>
+        <w:t xml:space="preserve">ESP32 board for the program to run.  </w:t>
+      </w:r>
+      <w:r>
+        <w:t>The</w:t>
+      </w:r>
+      <w:r>
+        <w:t>re</w:t>
+      </w:r>
+      <w:r>
+        <w:t xml:space="preserve"> are several </w:t>
+      </w:r>
+      <w:r>
+        <w:t>places where</w:t>
+      </w:r>
+      <w:r>
+        <w:t xml:space="preserve"> you can find inst</w:t>
+      </w:r>
+      <w:r>
+        <w:t>ructions on setting up a file system and uploading files.</w:t>
+      </w:r>
+      <w:r>
+        <w:t xml:space="preserve">  </w:t>
+      </w:r>
+      <w:r>
+        <w:t>/</w:t>
+      </w:r>
+      <w:hyperlink r:id="rId9" w:history="1">
+        <w:r>
+          <w:rPr>
+            <w:rStyle w:val="Hyperlink"/>
+          </w:rPr>
+          <w:t>https://randomnerdtutorials.com/install-esp32-filesystem-uploader-arduino-ide/</w:t>
+        </w:r>
+      </w:hyperlink>
+      <w:r>
+        <w:t xml:space="preserve">. I chose the </w:t>
+      </w:r>
+      <w:r>
+        <w:t>LittleFS becau</w:t>
+      </w:r>
+      <w:r>
+        <w:t>se it is small and reliable.</w:t>
+      </w:r>
+    </w:p>
+    <w:p>
+      <w:r>
+        <w:lastRenderedPageBreak/>
+        <w:t xml:space="preserve">This file </w:t>
+      </w:r>
+      <w:r>
+        <w:t>stores all the important information</w:t>
+      </w:r>
+      <w:r>
+        <w:t xml:space="preserve"> on your system.</w:t>
+      </w:r>
+      <w:r>
+        <w:t xml:space="preserve">  Open the file to see th</w:t>
+      </w:r>
+      <w:r>
+        <w:t xml:space="preserve">is </w:t>
+      </w:r>
+      <w:r>
+        <w:t>information</w:t>
+      </w:r>
+      <w:r>
+        <w:t xml:space="preserve">. </w:t>
+      </w:r>
+      <w:r>
+        <w:t xml:space="preserve">The file is only updated when you use the </w:t>
+      </w:r>
+      <w:r>
+        <w:t>Save command.</w:t>
+      </w:r>
+      <w:r>
+        <w:t xml:space="preserve"> </w:t>
+      </w:r>
+    </w:p>
+    <w:p>
+      <w:pPr>
+        <w:pStyle w:val="Heading2"/>
+      </w:pPr>
+      <w:r>
+        <w:t>Serial2</w:t>
+      </w:r>
+    </w:p>
+    <w:p>
+      <w:r>
+        <w:t xml:space="preserve">This file has the functions to send data </w:t>
+      </w:r>
+      <w:r>
+        <w:t xml:space="preserve">to </w:t>
+      </w:r>
+      <w:r>
+        <w:t xml:space="preserve">the </w:t>
+      </w:r>
+      <w:r>
+        <w:t>Wi-Fi board</w:t>
+      </w:r>
+      <w:r>
+        <w:t xml:space="preserve"> and process the data received from the Wi-Fi board</w:t>
+      </w:r>
+      <w:r>
+        <w:t>.</w:t>
+      </w:r>
+      <w:r>
+        <w:t xml:space="preserve">  The time of day is received on this interface.</w:t>
+      </w:r>
+    </w:p>
+    <w:p>
+      <w:pPr>
+        <w:pStyle w:val="Heading2"/>
+      </w:pPr>
+      <w:r>
+        <w:t>Temperature</w:t>
+      </w:r>
+    </w:p>
+    <w:p>
+      <w:r>
+        <w:t>This file does all temperature sensor processing</w:t>
+      </w:r>
+      <w:r>
+        <w:t xml:space="preserve">.  It </w:t>
+      </w:r>
+      <w:r>
+        <w:t>initializes</w:t>
+      </w:r>
+      <w:r>
+        <w:t xml:space="preserve"> the sensors, reads the temperatures, </w:t>
+      </w:r>
+      <w:r>
+        <w:t xml:space="preserve">adds the bias, </w:t>
+      </w:r>
+      <w:r>
+        <w:t>checks the temperatures</w:t>
+      </w:r>
+      <w:r>
+        <w:t xml:space="preserve">, runs a moving average on the sensor being used and </w:t>
+      </w:r>
+      <w:r>
+        <w:t>turns the freezer on and off.</w:t>
+      </w:r>
+      <w:r>
+        <w:t xml:space="preserve">  The temperature checking </w:t>
+      </w:r>
+      <w:r>
+        <w:t>depends upon the number of sensors installed.</w:t>
+      </w:r>
+    </w:p>
+    <w:p>
+      <w:pPr>
+        <w:pStyle w:val="Heading2"/>
+      </w:pPr>
+      <w:r>
+        <w:t>Keyboard</w:t>
+      </w:r>
+    </w:p>
+    <w:p>
+      <w:r>
+        <w:t>The k</w:t>
+      </w:r>
+      <w:r>
+        <w:t xml:space="preserve">eyboard file </w:t>
+      </w:r>
+      <w:r>
+        <w:t xml:space="preserve">processes the keys that are pressed.  </w:t>
+      </w:r>
+      <w:r>
+        <w:t xml:space="preserve">Depending </w:t>
+      </w:r>
+      <w:r>
+        <w:t>on what display is currently being show</w:t>
+      </w:r>
+      <w:r>
+        <w:t>n</w:t>
+      </w:r>
+      <w:r>
+        <w:t>, the keys are processed differently.</w:t>
+      </w:r>
+    </w:p>
+    <w:p>
+      <w:pPr>
+        <w:pStyle w:val="Heading2"/>
+      </w:pPr>
+      <w:r>
+        <w:t>Commands</w:t>
+      </w:r>
+    </w:p>
+    <w:p>
+      <w:r>
+        <w:t xml:space="preserve">The command file processes the </w:t>
+      </w:r>
+      <w:r>
+        <w:t>input commands</w:t>
+      </w:r>
+      <w:r>
+        <w:t>.</w:t>
+      </w:r>
+    </w:p>
+    <w:p>
+      <w:pPr>
+        <w:pStyle w:val="Heading2"/>
+      </w:pPr>
+      <w:r>
+        <w:t>Display</w:t>
+      </w:r>
+    </w:p>
+    <w:p>
+      <w:r>
+        <w:t xml:space="preserve">The </w:t>
+      </w:r>
+      <w:r>
+        <w:t>display file processes the 4 displays.  There are the Main Display, Command Display, Alarms</w:t>
+      </w:r>
+      <w:r>
+        <w:t xml:space="preserve"> Display and Scales Display.</w:t>
+      </w:r>
+    </w:p>
+    <w:p>
+      <w:r>
+        <w:t xml:space="preserve">The alarm display shows </w:t>
+      </w:r>
+      <w:r>
+        <w:t xml:space="preserve">the current active alarms.  Exiting this display </w:t>
+      </w:r>
+      <w:r>
+        <w:t>clears all alarms.</w:t>
+      </w:r>
+    </w:p>
+    <w:p>
+      <w:r>
+        <w:t xml:space="preserve">The scales display is used to check and troubleshoot the keg scales.  </w:t>
+      </w:r>
+      <w:r>
+        <w:t xml:space="preserve">There are two options: raw values and delta values.  </w:t>
+      </w:r>
+      <w:r>
+        <w:t xml:space="preserve">The raw values are the quanta values currently being read.  The values should be </w:t>
+      </w:r>
+      <w:r>
+        <w:t xml:space="preserve">similar from reading to reading.  The </w:t>
+      </w:r>
+      <w:r>
+        <w:t>delta</w:t>
+      </w:r>
+      <w:r>
+        <w:t xml:space="preserve"> values </w:t>
+      </w:r>
+      <w:r>
+        <w:t>are</w:t>
+      </w:r>
+      <w:r>
+        <w:t xml:space="preserve"> the difference between two readin</w:t>
+      </w:r>
+      <w:r>
+        <w:t>gs.</w:t>
+      </w:r>
+    </w:p>
+    <w:p>
+      <w:pPr>
+        <w:pStyle w:val="Heading2"/>
+      </w:pPr>
+      <w:r>
+        <w:t>Scales</w:t>
+      </w:r>
+    </w:p>
+    <w:p>
+      <w:r>
+        <w:t xml:space="preserve">The scale </w:t>
+      </w:r>
+      <w:r>
+        <w:t>file reads the scales, checks the read values, calibrates the scales</w:t>
+      </w:r>
+      <w:r>
+        <w:t>, calculates the number of glasses left in each keg</w:t>
+      </w:r>
+      <w:r>
+        <w:t xml:space="preserve"> and does the time-of-day calculations.  The only thing the time of day is used for is to calculate the number of days the beer has been kegged</w:t>
+      </w:r>
+      <w:r>
+        <w:t>.</w:t>
+      </w:r>
+    </w:p>
+    <w:p/>
     <w:sectPr>
       <w:pgSz w:w="12240" w:h="15840"/>
       <w:pgMar w:top="1440" w:right="1440" w:bottom="1440" w:left="1440" w:header="720" w:footer="720" w:gutter="0"/>
@@ -1422,7 +2002,6 @@
     <w:next w:val="Normal"/>
     <w:link w:val="Heading3Char"/>
     <w:uiPriority w:val="9"/>
-    <w:semiHidden/>
     <w:unhideWhenUsed/>
     <w:qFormat/>
     <w:rsid w:val="00A81F32"/>
@@ -1629,7 +2208,6 @@
     <w:basedOn w:val="DefaultParagraphFont"/>
     <w:link w:val="Heading3"/>
     <w:uiPriority w:val="9"/>
-    <w:semiHidden/>
     <w:rsid w:val="00A81F32"/>
     <w:rPr>
       <w:rFonts w:eastAsiaTheme="majorEastAsia" w:cstheme="majorBidi"/>
@@ -1903,6 +2481,29 @@
       <w:sz w:val="24"/>
       <w:szCs w:val="24"/>
       <w14:ligatures w14:val="none"/>
+    </w:rPr>
+  </w:style>
+  <w:style w:type="character" w:styleId="Hyperlink">
+    <w:name w:val="Hyperlink"/>
+    <w:basedOn w:val="DefaultParagraphFont"/>
+    <w:uiPriority w:val="99"/>
+    <w:unhideWhenUsed/>
+    <w:rsid w:val="00BD00A2"/>
+    <w:rPr>
+      <w:color w:val="467886" w:themeColor="hyperlink"/>
+      <w:u w:val="single"/>
+    </w:rPr>
+  </w:style>
+  <w:style w:type="character" w:styleId="UnresolvedMention">
+    <w:name w:val="Unresolved Mention"/>
+    <w:basedOn w:val="DefaultParagraphFont"/>
+    <w:uiPriority w:val="99"/>
+    <w:semiHidden/>
+    <w:unhideWhenUsed/>
+    <w:rsid w:val="00BD00A2"/>
+    <w:rPr>
+      <w:color w:val="605E5C"/>
+      <w:shd w:val="clear" w:color="auto" w:fill="E1DFDD"/>
     </w:rPr>
   </w:style>
 </w:styles>
